--- a/Project/Documentation/Project_Topic_Document_Completed 1.docx
+++ b/Project/Documentation/Project_Topic_Document_Completed 1.docx
@@ -85,11 +85,7 @@
           <w:tcPr>
             <w:tcW w:w="6565" w:type="dxa"/>
           </w:tcPr>
-          <w:p>
-            <w:r>
-              <w:t>Jonathan</w:t>
-            </w:r>
-          </w:p>
+          <w:p/>
         </w:tc>
       </w:tr>
       <w:tr>
@@ -107,11 +103,7 @@
           <w:tcPr>
             <w:tcW w:w="6565" w:type="dxa"/>
           </w:tcPr>
-          <w:p>
-            <w:r>
-              <w:t>Jonathan</w:t>
-            </w:r>
-          </w:p>
+          <w:p/>
         </w:tc>
       </w:tr>
       <w:tr>
@@ -129,11 +121,7 @@
           <w:tcPr>
             <w:tcW w:w="6565" w:type="dxa"/>
           </w:tcPr>
-          <w:p>
-            <w:r>
-              <w:t>Jonathan</w:t>
-            </w:r>
-          </w:p>
+          <w:p/>
         </w:tc>
       </w:tr>
     </w:tbl>
@@ -167,11 +155,19 @@
             <w:tcW w:w="4945" w:type="dxa"/>
           </w:tcPr>
           <w:p>
+            <w:proofErr w:type="spellStart"/>
             <w:r>
               <w:rPr>
                 <w:b/>
               </w:rPr>
-              <w:t xml:space="preserve">PocketLedger – Personal Expense Tracker</w:t>
+              <w:t>PocketLedger</w:t>
+            </w:r>
+            <w:proofErr w:type="spellEnd"/>
+            <w:r>
+              <w:rPr>
+                <w:b/>
+              </w:rPr>
+              <w:t xml:space="preserve"> – Personal Expense Tracker</w:t>
             </w:r>
           </w:p>
           <w:p/>
@@ -210,19 +206,21 @@
           </w:tcPr>
           <w:p>
             <w:r>
-              <w:t xml:space="preserve">Teal – #00796B (accent: #B2DFDB, text: #263238)</w:t>
-            </w:r>
-          </w:p>
-          <w:p/>
+              <w:t>Teal – #00796B</w:t>
+            </w:r>
+          </w:p>
         </w:tc>
       </w:tr>
     </w:tbl>
+    <w:p/>
+    <w:p/>
     <w:p/>
     <w:p>
       <w:pPr>
         <w:pStyle w:val="Heading1"/>
       </w:pPr>
       <w:r>
+        <w:lastRenderedPageBreak/>
         <w:t>Description (300 words)</w:t>
       </w:r>
     </w:p>
@@ -242,18 +240,35 @@
           </w:tcPr>
           <w:p/>
           <w:p>
-            <w:r>
-              <w:t xml:space="preserve">PocketLedger is a small information system that lets one person record and understand where their money actually goes each month. The idea comes from the day-to-day reality of being a student who is also working part time: money leaves the account in small amounts — a coffee, a bus pass, a grocery run, a subscription that renews quietly — and by the end of the month it is difficult to explain where several hundred dollars went. Banking apps show a list of transactions, but they group them the way the bank wants and mix personal spending in with everything else. A simple, purpose-built tracker gives a clearer picture.</w:t>
-            </w:r>
-          </w:p>
-          <w:p>
-            <w:r>
-              <w:t xml:space="preserve">The system captures one record per expense. The user enters the date, a short description, a spending category, the amount, how it was paid, whether the expense repeats every month, and whether it was essential or discretionary. A notes field is available for anything that needs context later, such as a shared cost that will be paid back. Only a single table is required, which keeps the scope appropriate for the course while still leaving room for meaningful processing.</w:t>
-            </w:r>
-          </w:p>
-          <w:p>
-            <w:r>
-              <w:t xml:space="preserve">The value of the system is in what it calculates rather than what it stores. From the same set of records the application produces a monthly total, a breakdown by category, the percentage of a set monthly budget already consumed, the amount left to spend, a safe daily allowance for the remaining days of the month, and a needs-versus-wants split. It also projects month-end spending based on the pace so far, so the user is warned while there is still time to change course. Together these turn a plain list of transactions into something the user can act on before the month ends.</w:t>
+            <w:proofErr w:type="spellStart"/>
+            <w:r>
+              <w:t>PocketLedger</w:t>
+            </w:r>
+            <w:proofErr w:type="spellEnd"/>
+            <w:r>
+              <w:t xml:space="preserve"> is a small information system that lets one person record and understand where their money actually goes each month. The idea comes from the day-to-day reality of being a student who is also working part time: money leaves the account in small amounts</w:t>
+            </w:r>
+            <w:r>
+              <w:t xml:space="preserve">, </w:t>
+            </w:r>
+            <w:r>
+              <w:t>a coffee, a bus pass, a grocery run, a subscription that renews quietly</w:t>
+            </w:r>
+            <w:r>
+              <w:t>,</w:t>
+            </w:r>
+            <w:r>
+              <w:t xml:space="preserve"> and by the end of the month it is difficult to explain where several hundred dollars went. Banking apps show a list of transactions, but they group them the way the bank wants and mix personal spending in with everything else. A simple, purpose-built tracker gives a clearer picture.</w:t>
+            </w:r>
+          </w:p>
+          <w:p>
+            <w:r>
+              <w:t>The system captures one record per expense. The user enters the date, a short description, a spending category, the amount, how it was paid, whether the expense repeats every month, and whether it was essential or discretionary. A notes field is available for anything that needs context later, such as a shared cost that will be paid back. Only a single table is required, which keeps the scope appropriate for the course while still leaving room for meaningful processing.</w:t>
+            </w:r>
+          </w:p>
+          <w:p>
+            <w:r>
+              <w:t>The value of the system is in what it calculates rather than what it stores. From the same set of records the application produces a monthly total, a breakdown by category, the percentage of a set monthly budget already consumed, the amount left to spend, a safe daily allowance for the remaining days of the month, and a needs-versus-wants split. It also projects month-end spending based on the pace so far, so the user is warned while there is still time to change course. Together these turn a plain list of transactions into something the user can act on before the month ends.</w:t>
             </w:r>
           </w:p>
           <w:p/>
@@ -265,7 +280,6 @@
         <w:pStyle w:val="Heading1"/>
       </w:pPr>
       <w:r>
-        <w:lastRenderedPageBreak/>
         <w:t>Fields</w:t>
       </w:r>
     </w:p>
@@ -276,9 +290,9 @@
         <w:tblLook w:val="04A0" w:firstRow="1" w:lastRow="0" w:firstColumn="1" w:lastColumn="0" w:noHBand="0" w:noVBand="1"/>
       </w:tblPr>
       <w:tblGrid>
-        <w:gridCol w:w="2306"/>
-        <w:gridCol w:w="2197"/>
-        <w:gridCol w:w="4847"/>
+        <w:gridCol w:w="2333"/>
+        <w:gridCol w:w="2201"/>
+        <w:gridCol w:w="4816"/>
       </w:tblGrid>
       <w:tr>
         <w:tc>
@@ -321,12 +335,14 @@
             <w:tcW w:w="2358" w:type="dxa"/>
           </w:tcPr>
           <w:p>
+            <w:proofErr w:type="spellStart"/>
             <w:r>
               <w:rPr>
                 <w:b/>
               </w:rPr>
-              <w:t xml:space="preserve">ExpenseID</w:t>
-            </w:r>
+              <w:t>ExpenseID</w:t>
+            </w:r>
+            <w:proofErr w:type="spellEnd"/>
           </w:p>
         </w:tc>
         <w:tc>
@@ -335,7 +351,7 @@
           </w:tcPr>
           <w:p>
             <w:r>
-              <w:t xml:space="preserve">Integer (auto-increment)</w:t>
+              <w:t>Integer (auto-increment)</w:t>
             </w:r>
           </w:p>
         </w:tc>
@@ -345,7 +361,7 @@
           </w:tcPr>
           <w:p>
             <w:r>
-              <w:t xml:space="preserve">Primary key. System-generated unique identifier for each expense record.</w:t>
+              <w:t>Primary key. System-generated unique identifier for each expense record.</w:t>
             </w:r>
           </w:p>
         </w:tc>
@@ -360,7 +376,7 @@
               <w:rPr>
                 <w:b/>
               </w:rPr>
-              <w:t xml:space="preserve">ExpenseDate</w:t>
+              <w:t>ExpenseDate</w:t>
             </w:r>
           </w:p>
         </w:tc>
@@ -370,7 +386,7 @@
           </w:tcPr>
           <w:p>
             <w:r>
-              <w:t xml:space="preserve">Date</w:t>
+              <w:t>Date</w:t>
             </w:r>
           </w:p>
         </w:tc>
@@ -380,7 +396,7 @@
           </w:tcPr>
           <w:p>
             <w:r>
-              <w:t xml:space="preserve">The date the money was actually spent. Cannot be a future date. Drives all monthly grouping and the day-based calculations.</w:t>
+              <w:t>The date the money was actually spent. Cannot be a future date. Drives all monthly grouping and the day-based calculations.</w:t>
             </w:r>
           </w:p>
         </w:tc>
@@ -395,7 +411,7 @@
               <w:rPr>
                 <w:b/>
               </w:rPr>
-              <w:t xml:space="preserve">Description</w:t>
+              <w:t>Description</w:t>
             </w:r>
           </w:p>
         </w:tc>
@@ -405,7 +421,7 @@
           </w:tcPr>
           <w:p>
             <w:r>
-              <w:t xml:space="preserve">String (100)</w:t>
+              <w:t>String (100)</w:t>
             </w:r>
           </w:p>
         </w:tc>
@@ -415,7 +431,7 @@
           </w:tcPr>
           <w:p>
             <w:r>
-              <w:t xml:space="preserve">Short free-text label for the expense, e.g. “Superstore groceries” or “Bus pass – September”. Required.</w:t>
+              <w:t>Short free-text label for the expense, e.g. “Superstore groceries” or “Bus pass – September”. Required.</w:t>
             </w:r>
           </w:p>
         </w:tc>
@@ -430,7 +446,7 @@
               <w:rPr>
                 <w:b/>
               </w:rPr>
-              <w:t xml:space="preserve">Category</w:t>
+              <w:t>Category</w:t>
             </w:r>
           </w:p>
         </w:tc>
@@ -440,7 +456,7 @@
           </w:tcPr>
           <w:p>
             <w:r>
-              <w:t xml:space="preserve">String (25) – list</w:t>
+              <w:t>String (25) – list</w:t>
             </w:r>
           </w:p>
         </w:tc>
@@ -450,7 +466,7 @@
           </w:tcPr>
           <w:p>
             <w:r>
-              <w:t xml:space="preserve">One of: Groceries, Dining Out, Transportation, Housing/Utilities, School, Personal, Entertainment, Other. Used to group spending in the category breakdown.</w:t>
+              <w:t>One of: Groceries, Dining Out, Transportation, Housing/Utilities, School, Personal, Entertainment, Other. Used to group spending in the category breakdown.</w:t>
             </w:r>
           </w:p>
         </w:tc>
@@ -465,7 +481,7 @@
               <w:rPr>
                 <w:b/>
               </w:rPr>
-              <w:t xml:space="preserve">Amount</w:t>
+              <w:t>Amount</w:t>
             </w:r>
           </w:p>
         </w:tc>
@@ -475,7 +491,7 @@
           </w:tcPr>
           <w:p>
             <w:r>
-              <w:t xml:space="preserve">Decimal (8,2)</w:t>
+              <w:t>Decimal (8,2)</w:t>
             </w:r>
           </w:p>
         </w:tc>
@@ -485,7 +501,7 @@
           </w:tcPr>
           <w:p>
             <w:r>
-              <w:t xml:space="preserve">Dollar value of the expense in CAD. Must be greater than zero. The main input to every calculation.</w:t>
+              <w:t>Dollar value of the expense in CAD. Must be greater than zero. The main input to every calculation.</w:t>
             </w:r>
           </w:p>
         </w:tc>
@@ -496,12 +512,14 @@
             <w:tcW w:w="2358" w:type="dxa"/>
           </w:tcPr>
           <w:p>
+            <w:proofErr w:type="spellStart"/>
             <w:r>
               <w:rPr>
                 <w:b/>
               </w:rPr>
-              <w:t xml:space="preserve">PaymentMethod</w:t>
-            </w:r>
+              <w:t>PaymentMethod</w:t>
+            </w:r>
+            <w:proofErr w:type="spellEnd"/>
           </w:p>
         </w:tc>
         <w:tc>
@@ -510,7 +528,7 @@
           </w:tcPr>
           <w:p>
             <w:r>
-              <w:t xml:space="preserve">String (20) – list</w:t>
+              <w:t>String (20) – list</w:t>
             </w:r>
           </w:p>
         </w:tc>
@@ -520,7 +538,15 @@
           </w:tcPr>
           <w:p>
             <w:r>
-              <w:t xml:space="preserve">One of: Cash, Debit, Credit Card, e-Transfer, Pre-authorized. Lets the user see how much of the month sits on credit.</w:t>
+              <w:t xml:space="preserve">One of: Cash, Debit, Credit Card, e-Transfer, Pre-authorized. </w:t>
+            </w:r>
+            <w:proofErr w:type="spellStart"/>
+            <w:r>
+              <w:t>Lets</w:t>
+            </w:r>
+            <w:proofErr w:type="spellEnd"/>
+            <w:r>
+              <w:t xml:space="preserve"> the user see how much of the month sits on credit.</w:t>
             </w:r>
           </w:p>
         </w:tc>
@@ -531,12 +557,15 @@
             <w:tcW w:w="2358" w:type="dxa"/>
           </w:tcPr>
           <w:p>
+            <w:proofErr w:type="spellStart"/>
             <w:r>
               <w:rPr>
                 <w:b/>
               </w:rPr>
-              <w:t xml:space="preserve">IsRecurring</w:t>
-            </w:r>
+              <w:lastRenderedPageBreak/>
+              <w:t>IsRecurring</w:t>
+            </w:r>
+            <w:proofErr w:type="spellEnd"/>
           </w:p>
         </w:tc>
         <w:tc>
@@ -545,7 +574,7 @@
           </w:tcPr>
           <w:p>
             <w:r>
-              <w:t xml:space="preserve">Boolean</w:t>
+              <w:t>Boolean</w:t>
             </w:r>
           </w:p>
         </w:tc>
@@ -555,7 +584,7 @@
           </w:tcPr>
           <w:p>
             <w:r>
-              <w:t xml:space="preserve">True when the expense repeats every month (rent, phone plan, subscriptions). Used to separate fixed commitments from variable spending.</w:t>
+              <w:t>True when the expense repeats every month (rent, phone plan, subscriptions). Used to separate fixed commitments from variable spending.</w:t>
             </w:r>
           </w:p>
         </w:tc>
@@ -566,12 +595,14 @@
             <w:tcW w:w="2358" w:type="dxa"/>
           </w:tcPr>
           <w:p>
+            <w:proofErr w:type="spellStart"/>
             <w:r>
               <w:rPr>
                 <w:b/>
               </w:rPr>
-              <w:t xml:space="preserve">IsEssential</w:t>
-            </w:r>
+              <w:t>IsEssential</w:t>
+            </w:r>
+            <w:proofErr w:type="spellEnd"/>
           </w:p>
         </w:tc>
         <w:tc>
@@ -580,7 +611,7 @@
           </w:tcPr>
           <w:p>
             <w:r>
-              <w:t xml:space="preserve">Boolean</w:t>
+              <w:t>Boolean</w:t>
             </w:r>
           </w:p>
         </w:tc>
@@ -590,7 +621,7 @@
           </w:tcPr>
           <w:p>
             <w:r>
-              <w:t xml:space="preserve">True for a need, false for a want. Drives the needs-versus-wants percentage in the summary.</w:t>
+              <w:t>True for a need, false for a want. Drives the needs-versus-wants percentage in the summary.</w:t>
             </w:r>
           </w:p>
         </w:tc>
@@ -605,7 +636,7 @@
               <w:rPr>
                 <w:b/>
               </w:rPr>
-              <w:t xml:space="preserve">Notes</w:t>
+              <w:t>Notes</w:t>
             </w:r>
           </w:p>
         </w:tc>
@@ -615,7 +646,7 @@
           </w:tcPr>
           <w:p>
             <w:r>
-              <w:t xml:space="preserve">String (255)</w:t>
+              <w:t>String (255)</w:t>
             </w:r>
           </w:p>
         </w:tc>
@@ -625,7 +656,7 @@
           </w:tcPr>
           <w:p>
             <w:r>
-              <w:t xml:space="preserve">Optional. Extra context such as a split bill, a reimbursement owed, or the store location.</w:t>
+              <w:t>Optional. Extra context such as a split bill, a reimbursement owed, or the store location.</w:t>
             </w:r>
           </w:p>
         </w:tc>
@@ -659,42 +690,58 @@
               <w:rPr>
                 <w:b/>
               </w:rPr>
-              <w:t xml:space="preserve">Business rule (assumed): the user sets a fixed monthly budget of $2,000.00. All calculations below run over the records where ExpenseDate falls inside the selected month.</w:t>
-            </w:r>
-          </w:p>
-          <w:p>
-            <w:r>
-              <w:t xml:space="preserve">1. Monthly total spent = SUM(Amount) for the selected month.</w:t>
-            </w:r>
-          </w:p>
-          <w:p>
-            <w:r>
-              <w:t xml:space="preserve">2. Category subtotal = SUM(Amount) grouped by Category; category share % = (category subtotal ÷ monthly total) × 100.</w:t>
-            </w:r>
-          </w:p>
-          <w:p>
-            <w:r>
-              <w:t xml:space="preserve">3. Budget used % = (monthly total ÷ 2000.00) × 100. Remaining budget = 2000.00 − monthly total.</w:t>
-            </w:r>
-          </w:p>
-          <w:p>
-            <w:r>
-              <w:t xml:space="preserve">4. Safe daily allowance = remaining budget ÷ days left in the month (days in month − day number of today).</w:t>
-            </w:r>
-          </w:p>
-          <w:p>
-            <w:r>
-              <w:t xml:space="preserve">5. Fixed vs variable = SUM(Amount) where IsRecurring is true, compared against the rest of the monthly total.</w:t>
-            </w:r>
-          </w:p>
-          <w:p>
-            <w:r>
-              <w:t xml:space="preserve">6. Needs vs wants % = (SUM(Amount) where IsEssential is true ÷ monthly total) × 100.</w:t>
-            </w:r>
-          </w:p>
-          <w:p>
-            <w:r>
-              <w:t xml:space="preserve">7. Projected month-end spend = (monthly total ÷ days elapsed) × days in month. A warning is shown when the projection exceeds the budget.</w:t>
+              <w:t>Business rule (assumed): the user sets a fixed monthly budget of $2,000.00. All calculations below run over the records where ExpenseDate falls inside the selected month.</w:t>
+            </w:r>
+          </w:p>
+          <w:p>
+            <w:r>
+              <w:t>1. Monthly total spent = SUM(Amount) for the selected month.</w:t>
+            </w:r>
+          </w:p>
+          <w:p>
+            <w:r>
+              <w:t>2. Category subtotal = SUM(Amount) grouped by Category; category share % = (category subtotal ÷ monthly total) × 100.</w:t>
+            </w:r>
+          </w:p>
+          <w:p>
+            <w:r>
+              <w:t>3. Budget used % = (monthly total ÷ 2000.00) × 100. Remaining budget = 2000.00 − monthly total.</w:t>
+            </w:r>
+          </w:p>
+          <w:p>
+            <w:r>
+              <w:t>4. Safe daily allowance = remaining budget ÷ days left in the month (days in month − day number of today).</w:t>
+            </w:r>
+          </w:p>
+          <w:p>
+            <w:r>
+              <w:t xml:space="preserve">5. Fixed vs variable = SUM(Amount) where </w:t>
+            </w:r>
+            <w:proofErr w:type="spellStart"/>
+            <w:r>
+              <w:t>IsRecurring</w:t>
+            </w:r>
+            <w:proofErr w:type="spellEnd"/>
+            <w:r>
+              <w:t xml:space="preserve"> is true, compared against the rest of the monthly total.</w:t>
+            </w:r>
+          </w:p>
+          <w:p>
+            <w:r>
+              <w:t xml:space="preserve">6. Needs vs wants % = (SUM(Amount) where </w:t>
+            </w:r>
+            <w:proofErr w:type="spellStart"/>
+            <w:r>
+              <w:t>IsEssential</w:t>
+            </w:r>
+            <w:proofErr w:type="spellEnd"/>
+            <w:r>
+              <w:t xml:space="preserve"> is true ÷ monthly total) × 100.</w:t>
+            </w:r>
+          </w:p>
+          <w:p>
+            <w:r>
+              <w:t>7. Projected month-end spend = (monthly total ÷ days elapsed) × days in month. A warning is shown when the projection exceeds the budget.</w:t>
             </w:r>
           </w:p>
           <w:p>
@@ -702,34 +749,65 @@
               <w:rPr>
                 <w:b/>
               </w:rPr>
-              <w:t xml:space="preserve">Worked example — September 2026, evaluated on the 17th (30 days in the month, 13 days remaining):</w:t>
-            </w:r>
-          </w:p>
-          <w:p>
-            <w:r>
-              <w:t xml:space="preserve">Records: Rent $950.00 (Housing, recurring, essential); Groceries $186.40 (essential); Bus pass $20.00 (Transportation, recurring, essential); Phone plan $45.00 (recurring, essential); Dining out $122.75 (non-essential); Streaming $16.99 (recurring, non-essential).</w:t>
-            </w:r>
-          </w:p>
-          <w:p>
-            <w:r>
-              <w:t xml:space="preserve">Monthly total = $1,341.14. Budget used = 1341.14 ÷ 2000 × 100 = 67.06%. Remaining budget = $658.86. Safe daily allowance = 658.86 ÷ 13 = $50.68 per day. Recurring commitments = $1,031.99 (76.95% of the month). Needs = $1,201.40, so needs vs wants = 89.58% / 10.42%. Projected month-end spend = (1341.14 ÷ 17) × 30 = $2,366.72, which is over the $2,000 budget, so the application flags the month as on pace to overspend.</w:t>
-            </w:r>
-          </w:p>
-          <w:p>
-            <w:r>
-              <w:t xml:space="preserve">The calculation therefore depends on ExpenseDate, Amount, Category, IsRecurring and IsEssential together, not on any single field.</w:t>
+              <w:t>Worked example</w:t>
+            </w:r>
+            <w:r>
+              <w:rPr>
+                <w:b/>
+              </w:rPr>
+              <w:t xml:space="preserve">: </w:t>
+            </w:r>
+            <w:r>
+              <w:rPr>
+                <w:b/>
+              </w:rPr>
+              <w:t>September 2026, evaluated on the 17th (30 days in the month, 13 days remaining):</w:t>
+            </w:r>
+          </w:p>
+          <w:p>
+            <w:r>
+              <w:t>Records: Rent $950.00 (Housing, recurring, essential); Groceries $186.40 (essential); Bus pass $20.00 (Transportation, recurring, essential); Phone plan $45.00 (recurring, essential); Dining out $122.75 (non-essential); Streaming $16.99 (recurring, non-essential).</w:t>
+            </w:r>
+          </w:p>
+          <w:p>
+            <w:r>
+              <w:t>Monthly total = $1,341.14. Budget used = 1341.14 ÷ 2000 × 100 = 67.06%. Remaining budget = $658.86. Safe daily allowance = 658.86 ÷ 13 = $50.68 per day. Recurring commitments = $1,031.99 (76.95% of the month). Needs = $1,201.40, so needs vs wants = 89.58% / 10.42%. Projected month-end spend = (1341.14 ÷ 17) × 30 = $2,366.72, which is over the $2,000 budget, so the application flags the month as on pace to overspend.</w:t>
+            </w:r>
+          </w:p>
+          <w:p>
+            <w:r>
+              <w:t xml:space="preserve">The calculation therefore depends on ExpenseDate, Amount, Category, </w:t>
+            </w:r>
+            <w:proofErr w:type="spellStart"/>
+            <w:r>
+              <w:t>IsRecurring</w:t>
+            </w:r>
+            <w:proofErr w:type="spellEnd"/>
+            <w:r>
+              <w:t xml:space="preserve"> and </w:t>
+            </w:r>
+            <w:proofErr w:type="spellStart"/>
+            <w:r>
+              <w:t>IsEssential</w:t>
+            </w:r>
+            <w:proofErr w:type="spellEnd"/>
+            <w:r>
+              <w:t xml:space="preserve"> together, not on any single field.</w:t>
             </w:r>
           </w:p>
           <w:p/>
         </w:tc>
       </w:tr>
     </w:tbl>
+    <w:p/>
+    <w:p/>
     <w:p/>
     <w:p>
       <w:pPr>
         <w:pStyle w:val="Heading1"/>
       </w:pPr>
       <w:r>
+        <w:lastRenderedPageBreak/>
         <w:t>Repository</w:t>
       </w:r>
     </w:p>

--- a/Project/Documentation/Project_Topic_Document_Completed 1.docx
+++ b/Project/Documentation/Project_Topic_Document_Completed 1.docx
@@ -85,7 +85,11 @@
           <w:tcPr>
             <w:tcW w:w="6565" w:type="dxa"/>
           </w:tcPr>
-          <w:p/>
+          <w:p>
+            <w:r>
+              <w:t>Jonathan</w:t>
+            </w:r>
+          </w:p>
         </w:tc>
       </w:tr>
       <w:tr>
@@ -155,19 +159,11 @@
             <w:tcW w:w="4945" w:type="dxa"/>
           </w:tcPr>
           <w:p>
-            <w:proofErr w:type="spellStart"/>
             <w:r>
               <w:rPr>
                 <w:b/>
               </w:rPr>
-              <w:t>PocketLedger</w:t>
-            </w:r>
-            <w:proofErr w:type="spellEnd"/>
-            <w:r>
-              <w:rPr>
-                <w:b/>
-              </w:rPr>
-              <w:t xml:space="preserve"> – Personal Expense Tracker</w:t>
+              <w:t>PocketLedger – Personal Expense Tracker</w:t>
             </w:r>
           </w:p>
           <w:p/>
@@ -240,13 +236,8 @@
           </w:tcPr>
           <w:p/>
           <w:p>
-            <w:proofErr w:type="spellStart"/>
-            <w:r>
-              <w:t>PocketLedger</w:t>
-            </w:r>
-            <w:proofErr w:type="spellEnd"/>
-            <w:r>
-              <w:t xml:space="preserve"> is a small information system that lets one person record and understand where their money actually goes each month. The idea comes from the day-to-day reality of being a student who is also working part time: money leaves the account in small amounts</w:t>
+            <w:r>
+              <w:t>PocketLedger is a small information system that lets one person record and understand where their money actually goes each month. The idea comes from the day-to-day reality of being a student who is also working part time: money leaves the account in small amounts</w:t>
             </w:r>
             <w:r>
               <w:t xml:space="preserve">, </w:t>
@@ -335,14 +326,12 @@
             <w:tcW w:w="2358" w:type="dxa"/>
           </w:tcPr>
           <w:p>
-            <w:proofErr w:type="spellStart"/>
             <w:r>
               <w:rPr>
                 <w:b/>
               </w:rPr>
               <w:t>ExpenseID</w:t>
             </w:r>
-            <w:proofErr w:type="spellEnd"/>
           </w:p>
         </w:tc>
         <w:tc>
@@ -512,14 +501,12 @@
             <w:tcW w:w="2358" w:type="dxa"/>
           </w:tcPr>
           <w:p>
-            <w:proofErr w:type="spellStart"/>
             <w:r>
               <w:rPr>
                 <w:b/>
               </w:rPr>
               <w:t>PaymentMethod</w:t>
             </w:r>
-            <w:proofErr w:type="spellEnd"/>
           </w:p>
         </w:tc>
         <w:tc>
@@ -538,15 +525,7 @@
           </w:tcPr>
           <w:p>
             <w:r>
-              <w:t xml:space="preserve">One of: Cash, Debit, Credit Card, e-Transfer, Pre-authorized. </w:t>
-            </w:r>
-            <w:proofErr w:type="spellStart"/>
-            <w:r>
-              <w:t>Lets</w:t>
-            </w:r>
-            <w:proofErr w:type="spellEnd"/>
-            <w:r>
-              <w:t xml:space="preserve"> the user see how much of the month sits on credit.</w:t>
+              <w:t>One of: Cash, Debit, Credit Card, e-Transfer, Pre-authorized. Lets the user see how much of the month sits on credit.</w:t>
             </w:r>
           </w:p>
         </w:tc>
@@ -557,7 +536,6 @@
             <w:tcW w:w="2358" w:type="dxa"/>
           </w:tcPr>
           <w:p>
-            <w:proofErr w:type="spellStart"/>
             <w:r>
               <w:rPr>
                 <w:b/>
@@ -565,7 +543,6 @@
               <w:lastRenderedPageBreak/>
               <w:t>IsRecurring</w:t>
             </w:r>
-            <w:proofErr w:type="spellEnd"/>
           </w:p>
         </w:tc>
         <w:tc>
@@ -595,14 +572,12 @@
             <w:tcW w:w="2358" w:type="dxa"/>
           </w:tcPr>
           <w:p>
-            <w:proofErr w:type="spellStart"/>
             <w:r>
               <w:rPr>
                 <w:b/>
               </w:rPr>
               <w:t>IsEssential</w:t>
             </w:r>
-            <w:proofErr w:type="spellEnd"/>
           </w:p>
         </w:tc>
         <w:tc>
@@ -715,28 +690,12 @@
           </w:p>
           <w:p>
             <w:r>
-              <w:t xml:space="preserve">5. Fixed vs variable = SUM(Amount) where </w:t>
-            </w:r>
-            <w:proofErr w:type="spellStart"/>
-            <w:r>
-              <w:t>IsRecurring</w:t>
-            </w:r>
-            <w:proofErr w:type="spellEnd"/>
-            <w:r>
-              <w:t xml:space="preserve"> is true, compared against the rest of the monthly total.</w:t>
-            </w:r>
-          </w:p>
-          <w:p>
-            <w:r>
-              <w:t xml:space="preserve">6. Needs vs wants % = (SUM(Amount) where </w:t>
-            </w:r>
-            <w:proofErr w:type="spellStart"/>
-            <w:r>
-              <w:t>IsEssential</w:t>
-            </w:r>
-            <w:proofErr w:type="spellEnd"/>
-            <w:r>
-              <w:t xml:space="preserve"> is true ÷ monthly total) × 100.</w:t>
+              <w:t>5. Fixed vs variable = SUM(Amount) where IsRecurring is true, compared against the rest of the monthly total.</w:t>
+            </w:r>
+          </w:p>
+          <w:p>
+            <w:r>
+              <w:t>6. Needs vs wants % = (SUM(Amount) where IsEssential is true ÷ monthly total) × 100.</w:t>
             </w:r>
           </w:p>
           <w:p>
@@ -776,23 +735,7 @@
           </w:p>
           <w:p>
             <w:r>
-              <w:t xml:space="preserve">The calculation therefore depends on ExpenseDate, Amount, Category, </w:t>
-            </w:r>
-            <w:proofErr w:type="spellStart"/>
-            <w:r>
-              <w:t>IsRecurring</w:t>
-            </w:r>
-            <w:proofErr w:type="spellEnd"/>
-            <w:r>
-              <w:t xml:space="preserve"> and </w:t>
-            </w:r>
-            <w:proofErr w:type="spellStart"/>
-            <w:r>
-              <w:t>IsEssential</w:t>
-            </w:r>
-            <w:proofErr w:type="spellEnd"/>
-            <w:r>
-              <w:t xml:space="preserve"> together, not on any single field.</w:t>
+              <w:t>The calculation therefore depends on ExpenseDate, Amount, Category, IsRecurring and IsEssential together, not on any single field.</w:t>
             </w:r>
           </w:p>
           <w:p/>
